--- a/kits/redcap-xlsform/samples/01_client_input/lakeside_questionnaire_v1.2.docx
+++ b/kits/redcap-xlsform/samples/01_client_input/lakeside_questionnaire_v1.2.docx
@@ -881,10 +881,10 @@
         <w:tblLook w:firstColumn="1" w:firstRow="1" w:lastColumn="0" w:lastRow="0" w:noHBand="0" w:noVBand="1" w:val="04A0"/>
       </w:tblPr>
       <w:tblGrid>
-        <w:gridCol w:w="2409"/>
-        <w:gridCol w:w="2409"/>
-        <w:gridCol w:w="2409"/>
-        <w:gridCol w:w="2409"/>
+        <w:gridCol w:w="3969"/>
+        <w:gridCol w:w="1701"/>
+        <w:gridCol w:w="1701"/>
+        <w:gridCol w:w="1701"/>
       </w:tblGrid>
       <w:tr>
         <w:tc>
@@ -1262,7 +1262,22 @@
         <w:t xml:space="preserve">15. </w:t>
       </w:r>
       <w:r>
-        <w:t>Blood pressure (Seated, after 5 minutes' rest)</w:t>
+        <w:t>Blood pressure</w:t>
+      </w:r>
+    </w:p>
+    <w:p>
+      <w:pPr>
+        <w:spacing w:after="40"/>
+        <w:ind w:left="340"/>
+      </w:pPr>
+      <w:r>
+        <w:rPr>
+          <w:b w:val="0"/>
+          <w:i/>
+          <w:color w:val="555555"/>
+          <w:sz w:val="19"/>
+        </w:rPr>
+        <w:t>Seated, after 5 minutes' rest</w:t>
       </w:r>
     </w:p>
     <w:p>
@@ -1647,7 +1662,22 @@
         <w:t xml:space="preserve">F4. </w:t>
       </w:r>
       <w:r>
-        <w:t>Blood pressure (Seated, after 5 minutes' rest)</w:t>
+        <w:t>Blood pressure</w:t>
+      </w:r>
+    </w:p>
+    <w:p>
+      <w:pPr>
+        <w:spacing w:after="40"/>
+        <w:ind w:left="340"/>
+      </w:pPr>
+      <w:r>
+        <w:rPr>
+          <w:b w:val="0"/>
+          <w:i/>
+          <w:color w:val="555555"/>
+          <w:sz w:val="19"/>
+        </w:rPr>
+        <w:t>Seated, after 5 minutes' rest</w:t>
       </w:r>
     </w:p>
     <w:p>
@@ -1791,10 +1821,10 @@
         <w:tblLook w:firstColumn="1" w:firstRow="1" w:lastColumn="0" w:lastRow="0" w:noHBand="0" w:noVBand="1" w:val="04A0"/>
       </w:tblPr>
       <w:tblGrid>
-        <w:gridCol w:w="2409"/>
-        <w:gridCol w:w="2409"/>
-        <w:gridCol w:w="2409"/>
-        <w:gridCol w:w="2409"/>
+        <w:gridCol w:w="3969"/>
+        <w:gridCol w:w="1701"/>
+        <w:gridCol w:w="1701"/>
+        <w:gridCol w:w="1701"/>
       </w:tblGrid>
       <w:tr>
         <w:tc>
@@ -2164,6 +2194,11 @@
           <w:i w:val="0"/>
         </w:rPr>
         <w:t>______________________________________________________________________</w:t>
+      </w:r>
+    </w:p>
+    <w:p>
+      <w:r>
+        <w:br w:type="page"/>
       </w:r>
     </w:p>
     <w:p>
